--- a/ru/discovery-articles/6.15 Космические полёты.docx
+++ b/ru/discovery-articles/6.15 Космические полёты.docx
@@ -4,13 +4,20 @@
   <w:body>
     <w:p>
       <w:pPr>
-        <w:spacing w:before="0" w:after="80"/>
+        <w:pStyle w:val="Title"/>
+        <w:widowControl/>
+      </w:pPr>
+      <w:r>
+        <w:t>6.15 Космические полёты</w:t>
+      </w:r>
+    </w:p>
+    <w:p>
+      <w:pPr>
+        <w:keepNext/>
+        <w:widowControl/>
       </w:pPr>
       <w:r>
         <w:rPr>
-          <w:rFonts w:ascii="Calibri" w:hAnsi="Calibri" w:cs="Calibri"/>
-          <w:b/>
-          <w:color w:val="2E74B5"/>
           <w:sz w:val="20"/>
         </w:rPr>
         <w:t>6. Цифровые технологии, космос и связь</w:t>
@@ -19,121 +26,81 @@
     <w:p>
       <w:pPr>
         <w:keepNext/>
-        <w:spacing w:before="0" w:after="120"/>
+        <w:widowControl/>
       </w:pPr>
       <w:r>
         <w:rPr>
-          <w:rFonts w:ascii="Calibri" w:hAnsi="Calibri" w:cs="Calibri"/>
-          <w:b/>
-          <w:color w:val="0B2545"/>
-          <w:sz w:val="48"/>
+          <w:sz w:val="20"/>
         </w:rPr>
-        <w:t>6.15 Космические полёты</w:t>
+        <w:t>Период: 1957 год — «Спутник»; 1961 год — Гагарин; 1969 год — высадка на Луну | Основные участники: Сергей Королёв, Вернер фон Браун, NASA, Юрий Гагарин, Нил Армстронг</w:t>
       </w:r>
     </w:p>
     <w:p>
       <w:pPr>
-        <w:spacing w:before="0" w:after="200" w:line="276" w:lineRule="auto"/>
+        <w:widowControl/>
       </w:pPr>
       <w:r>
-        <w:rPr>
-          <w:rFonts w:ascii="Calibri" w:hAnsi="Calibri" w:cs="Calibri"/>
-          <w:i/>
-          <w:color w:val="666666"/>
-          <w:sz w:val="21"/>
-        </w:rPr>
-        <w:t>Период: 1957 год — «Спутник-1»; 1961 год — первый человек в космосе, Юрий Гагарин; 1969 год — высадка на Луне | Ключевые фигуры и организации: Сергей Королёв — СССР; Вернер фон Браун — США; NASA; Юрий Гагарин; Нил Армстронг</w:t>
-      </w:r>
-    </w:p>
-    <w:p>
-      <w:pPr>
-        <w:spacing w:before="0" w:after="200" w:line="300" w:lineRule="auto"/>
-      </w:pPr>
-      <w:r>
-        <w:rPr>
-          <w:rFonts w:ascii="Calibri" w:hAnsi="Calibri" w:cs="Calibri"/>
-          <w:color w:val="0B2545"/>
-          <w:sz w:val="23"/>
-        </w:rPr>
-        <w:t>Космический полёт — это путешествие за пределы земной атмосферы: вывод спутников, полёты пилотируемых кораблей и отправка аппаратов к другим мирам. Благодаря ему Земля стала местом, которое можно покинуть и впервые увидеть целиком.</w:t>
+        <w:t>Космические полёты позволяют выводить спутники, пилотируемые корабли и зонды за земную атмосферу. Земля стала местом, которое можно покинуть и увидеть целиком.</w:t>
       </w:r>
     </w:p>
     <w:p>
       <w:pPr>
         <w:pStyle w:val="Heading1"/>
+        <w:widowControl/>
       </w:pPr>
       <w:r>
-        <w:t>Ключевые факты</w:t>
+        <w:t>Кратко о главном</w:t>
       </w:r>
     </w:p>
     <w:p>
       <w:pPr>
-        <w:keepLines/>
-        <w:spacing w:after="80" w:line="300" w:lineRule="auto"/>
-        <w:numPr>
-          <w:ilvl w:val="0"/>
-          <w:numId w:val="10"/>
-        </w:numPr>
+        <w:pStyle w:val="ListBullet"/>
+        <w:widowControl/>
       </w:pPr>
       <w:r>
-        <w:t>«Спутник-1» открыл космическую эру в 1957 году, а 12 апреля 1961 года Юрий Гагарин облетел Землю.</w:t>
+        <w:t>«Спутник» 1957 года открыл эпоху; Гагарин облетел Землю 12 апреля 1961 года.</w:t>
       </w:r>
     </w:p>
     <w:p>
       <w:pPr>
-        <w:keepLines/>
-        <w:spacing w:after="80" w:line="300" w:lineRule="auto"/>
-        <w:numPr>
-          <w:ilvl w:val="0"/>
-          <w:numId w:val="10"/>
-        </w:numPr>
+        <w:pStyle w:val="ListBullet"/>
+        <w:widowControl/>
       </w:pPr>
       <w:r>
-        <w:t>В 1969 году участники экспедиции Apollo 11 Нил Армстронг и Базз Олдрин высадились на Луне.</w:t>
+        <w:t>«Аполлон-11» высадил Армстронга и Базза Олдрина на Луну в 1969 году.</w:t>
       </w:r>
     </w:p>
     <w:p>
       <w:pPr>
-        <w:keepLines/>
-        <w:spacing w:after="80" w:line="300" w:lineRule="auto"/>
-        <w:numPr>
-          <w:ilvl w:val="0"/>
-          <w:numId w:val="10"/>
-        </w:numPr>
+        <w:pStyle w:val="ListBullet"/>
+        <w:widowControl/>
       </w:pPr>
       <w:r>
-        <w:t>Для движения по низкой околоземной орбите аппарат должен набрать скорость около 7,8 километра в секунду — тогда он непрерывно падает мимо планеты.</w:t>
+        <w:t>Для низкой орбиты нужна скорость около 7,8 км/с, позволяющая непрерывно падать вокруг планеты.</w:t>
       </w:r>
     </w:p>
     <w:p>
       <w:pPr>
-        <w:keepLines/>
-        <w:spacing w:after="80" w:line="300" w:lineRule="auto"/>
-        <w:numPr>
-          <w:ilvl w:val="0"/>
-          <w:numId w:val="10"/>
-        </w:numPr>
+        <w:pStyle w:val="ListBullet"/>
+        <w:widowControl/>
       </w:pPr>
       <w:r>
-        <w:t>Международная космическая станция много лет служит пилотируемой научной лабораторией.</w:t>
+        <w:t>Международная космическая станция — длительно работающая обитаемая лаборатория.</w:t>
       </w:r>
     </w:p>
     <w:p>
       <w:pPr>
-        <w:keepLines/>
-        <w:spacing w:after="80" w:line="300" w:lineRule="auto"/>
-        <w:numPr>
-          <w:ilvl w:val="0"/>
-          <w:numId w:val="10"/>
-        </w:numPr>
+        <w:pStyle w:val="ListBullet"/>
+        <w:widowControl/>
       </w:pPr>
       <w:r>
-        <w:t>Автоматические аппараты побывали у всех планет Солнечной системы.</w:t>
+        <w:t>Автоматические зонды посетили все планеты Солнечной системы.</w:t>
       </w:r>
     </w:p>
     <w:p>
       <w:pPr>
         <w:pStyle w:val="Heading1"/>
+        <w:widowControl/>
       </w:pPr>
       <w:r>
         <w:t>Что это такое</w:t>
@@ -141,143 +108,101 @@
     </w:p>
     <w:p>
       <w:pPr>
-        <w:keepLines w:val="0"/>
+        <w:widowControl/>
       </w:pPr>
       <w:r>
-        <w:t>Космический полёт означает отправку машин или людей за пределы атмосферы — на орбиту либо к другим небесным телам. Ракета несёт запас окислителя, поэтому способна создавать тягу там, где нет воздуха.</w:t>
-      </w:r>
-    </w:p>
-    <w:p>
-      <w:pPr>
-        <w:keepLines w:val="0"/>
-      </w:pPr>
-      <w:r>
-        <w:t>На орбите аппарат движется так быстро, что, падая к Земле, всё время промахивается: поверхность планеты изгибается и уходит вниз. Это похоже на мяч, брошенный с такой силой, что он никогда не приземлится. Для полёта к Луне и планетам требуется ещё больше энергии. Большую часть ракеты занимают топливные баки; всё остальное — результат предельно точной инженерной работы.</w:t>
+        <w:t>Аппараты и люди отправляются выше атмосферы на орбиту или к другим мирам. Ракета несёт собственный запас кислорода, чтобы создавать тягу без воздуха. На орбите аппарат падает так быстро, что поверхность уходит под ним, словно сильно брошенный мяч никогда не приземляется. Для полётов к Луне и планетам требуется ещё больше энергии. Большую часть ракеты занимают топливные баки, остальное — тщательно рассчитанная техника.</w:t>
       </w:r>
     </w:p>
     <w:p>
       <w:pPr>
         <w:pStyle w:val="Heading1"/>
+        <w:widowControl/>
       </w:pPr>
       <w:r>
-        <w:t>Кто это открыл или изобрёл</w:t>
+        <w:t>Кто открыл или изобрёл</w:t>
       </w:r>
     </w:p>
     <w:p>
       <w:pPr>
-        <w:keepLines w:val="0"/>
+        <w:widowControl/>
       </w:pPr>
       <w:r>
-        <w:t>Теоретические основы и первые ракетные опыты заложили Константин Циолковский, Роберт Годдард и Герман Оберт. Советская программа Сергея Королёва запустила «Спутник-1», а в 1961 году — корабль Юрия Гагарина. В 1969 году NASA, опираясь на работу огромного числа коллективов и ракеты группы Вернера фон Брауна, доставило Apollo 11 на Луну.</w:t>
-      </w:r>
-    </w:p>
-    <w:p>
-      <w:pPr>
-        <w:keepLines w:val="0"/>
-      </w:pPr>
-      <w:r>
-        <w:t>В 1963 году Валентина Терешкова стала первой женщиной в космосе. Позднее в полётах участвовали представители многих стран. Не меньшую роль, чем пилотируемая космонавтика, сыграли автоматические аппараты.</w:t>
+        <w:t>Константин Циолковский, Роберт Годдард и Герман Оберт заложили теорию и ранние ракетные опыты. Программа Королёва запустила спутник и Гагарина. NASA, Национальное управление по аэронавтике и исследованию космического пространства США, с многочисленными командами и ракетами фон Брауна посадило «Аполлон-11» в 1969-м. Валентина Терешкова стала первой женщиной в космосе в 1963-м; позднее участники многих стран расширили историю. Автоматические полёты важны не меньше пилотируемых.</w:t>
       </w:r>
     </w:p>
     <w:p>
       <w:pPr>
         <w:pStyle w:val="Heading1"/>
+        <w:widowControl/>
       </w:pPr>
       <w:r>
-        <w:t>Когда и как это появилось</w:t>
+        <w:t>Когда и как появилось</w:t>
       </w:r>
     </w:p>
     <w:p>
       <w:pPr>
-        <w:keepLines w:val="0"/>
+        <w:widowControl/>
       </w:pPr>
       <w:r>
-        <w:t>Космическая эра началась в годы холодной войны, когда международное соперничество сочеталось с настоящей наукой — в частности, с исследованиями Международного геофизического года. Развитие ракетной техники, государственный престиж и любознательность одновременно ускоряли события.</w:t>
-      </w:r>
-    </w:p>
-    <w:p>
-      <w:pPr>
-        <w:keepLines w:val="0"/>
-      </w:pPr>
-      <w:r>
-        <w:t>После лунной гонки появились многоразовые корабли и орбитальные станции, а в XXI веке — более дешёвые частные ракеты. Катастрофы Apollo 1, советских кораблей «Союз», шаттлов Challenger и Columbia напомнили, насколько беспощадна космическая среда.</w:t>
+        <w:t>Эпоха началась сочетанием соперничества холодной войны и научных исследований Международного геофизического года. Ракетное оружие, престиж и любопытство ускоряли события. После лунной гонки пришли многоразовые корабли, станции, в XXI веке более дешёвые частные ракеты. Катастрофы «Аполлона-1», аварии «Союзов», «Челленджера» и «Колумбии» показали беспощадность условий.</w:t>
       </w:r>
     </w:p>
     <w:p>
       <w:pPr>
         <w:pStyle w:val="Heading1"/>
+        <w:widowControl/>
       </w:pPr>
       <w:r>
-        <w:t>Научное значение</w:t>
+        <w:t>Значение для науки</w:t>
       </w:r>
     </w:p>
     <w:p>
       <w:pPr>
-        <w:keepLines w:val="0"/>
+        <w:widowControl/>
       </w:pPr>
       <w:r>
-        <w:t>Космические полёты подвергли предельной проверке физику, системы жизнеобеспечения и сложнейшую технику. Другие миры превратились в места, которые можно исследовать вблизи, а Земля — в планету, наблюдаемую со стороны. Полезные разработки получили материаловедение, вычислительная техника и медицина.</w:t>
-      </w:r>
-    </w:p>
-    <w:p>
-      <w:pPr>
-        <w:keepLines w:val="0"/>
-      </w:pPr>
-      <w:r>
-        <w:t>Но главным приобретением стало знание: планеты оказались не точками света, а настоящими ландшафтами. Вид Земли как хрупкого шара с тонкой оболочкой — одновременно научный факт и нравственный урок.</w:t>
+        <w:t>Полёты испытывали пределы физики, жизнеобеспечения и системной инженерии. Другие миры стало возможно измерять вблизи, Землю — изучать снаружи. Материалы, вычисления и медицина получили прикладные результаты. Главный дар — знание: планеты оказались ландшафтами, а не только точками. Вид сферы с тонкой оболочкой имеет и научный, и нравственный смысл.</w:t>
       </w:r>
     </w:p>
     <w:p>
       <w:pPr>
         <w:pStyle w:val="Heading1"/>
+        <w:widowControl/>
       </w:pPr>
       <w:r>
-        <w:t>Влияние на последующее развитие</w:t>
+        <w:t>Влияние на дальнейшее развитие</w:t>
       </w:r>
     </w:p>
     <w:p>
       <w:pPr>
-        <w:keepLines w:val="0"/>
+        <w:widowControl/>
       </w:pPr>
       <w:r>
-        <w:t>Повседневным результатом космонавтики стали спутниковая связь и навигация. Автоматические станции достигли Марса, внешних планет и даже покинули пределы Солнечной системы.</w:t>
-      </w:r>
-    </w:p>
-    <w:p>
-      <w:pPr>
-        <w:keepLines w:val="0"/>
-      </w:pPr>
-      <w:r>
-        <w:t>Сегодня Китай, Индия, Европа, Япония и частные компании регулярно запускают космические аппараты. Возвращение людей на Луну и полёт к Марсу остаются чрезвычайно сложными целями. Космическое пространство становится всё более людным и коммерческим.</w:t>
+        <w:t>Связь и навигация со спутников стали повседневным результатом. Зонды достигали Марса, внешних планет и пространства за Солнечной системой. Китай, Индия, Европа, Япония и частные компании стали регулярными участниками. Возвращение на Луну и экипажи к Марсу остаются трудными целями. Небо стало теснее и коммерчески активнее.</w:t>
       </w:r>
     </w:p>
     <w:p>
       <w:pPr>
         <w:pStyle w:val="Heading1"/>
+        <w:widowControl/>
       </w:pPr>
       <w:r>
-        <w:t>Как это изменило жизнь людей</w:t>
+        <w:t>Как изменило жизнь людей</w:t>
       </w:r>
     </w:p>
     <w:p>
       <w:pPr>
-        <w:keepLines w:val="0"/>
+        <w:widowControl/>
       </w:pPr>
       <w:r>
-        <w:t>Космонавтика принесла прогнозы погоды, глобальную связь и общие для всего человечества образы — восход Земли над Луной и «голубой шарик». Эти снимки изменили отношение многих людей к окружающей среде. Государства получили престиж и новые средства военного наблюдения.</w:t>
-      </w:r>
-    </w:p>
-    <w:p>
-      <w:pPr>
-        <w:keepLines w:val="0"/>
-      </w:pPr>
-      <w:r>
-        <w:t>Землю с орбиты видели лишь несколько сотен человек, но фотографии увидели миллиарды. Возможность покинуть планету помогла понять, насколько редок, ограничен и уязвим наш дом.</w:t>
+        <w:t>Появились погодные прогнозы, мировая связь и общие образы — «Восход Земли», «Голубой мрамор», изменившие отношение к природе. Государства получили престиж и военный обзор. Несколько сотен людей видели Землю с орбиты, миллиарды — фотографии. Выход за пределы планеты помог понять редкость и конечность нашего дома.</w:t>
       </w:r>
     </w:p>
     <w:p>
       <w:pPr>
         <w:pStyle w:val="Heading1"/>
+        <w:widowControl/>
       </w:pPr>
       <w:r>
         <w:t>Источники и литература</w:t>
@@ -286,157 +211,163 @@
     <w:p>
       <w:pPr>
         <w:pStyle w:val="Heading2"/>
+        <w:widowControl/>
       </w:pPr>
       <w:r>
-        <w:t>C. Материалы научных учреждений и энциклопедий</w:t>
+        <w:rPr>
+          <w:sz w:val="20"/>
+        </w:rPr>
+        <w:t>Материалы организаций и энциклопедии</w:t>
       </w:r>
     </w:p>
     <w:p>
       <w:pPr>
-        <w:keepLines/>
-        <w:spacing w:after="80" w:line="300" w:lineRule="auto"/>
-        <w:numPr>
-          <w:ilvl w:val="0"/>
-          <w:numId w:val="11"/>
-        </w:numPr>
+        <w:widowControl/>
       </w:pPr>
       <w:r>
-        <w:t xml:space="preserve">Encyclopaedia Britannica. «Spaceflight». </w:t>
+        <w:rPr>
+          <w:sz w:val="20"/>
+        </w:rPr>
+        <w:t xml:space="preserve">1. Encyclopaedia Britannica. 'Spaceflight.' </w:t>
       </w:r>
+      <w:hyperlink r:id="rId9">
+        <w:r>
+          <w:rPr>
+            <w:sz w:val="20"/>
+          </w:rPr>
+          <w:t>https://www.britannica.com/science/spaceflight</w:t>
+        </w:r>
+      </w:hyperlink>
       <w:r>
-        <w:t xml:space="preserve"> </w:t>
+        <w:rPr>
+          <w:sz w:val="20"/>
+        </w:rPr>
+      </w:r>
+    </w:p>
+    <w:p>
+      <w:pPr>
+        <w:widowControl/>
+      </w:pPr>
+      <w:r>
+        <w:rPr>
+          <w:sz w:val="20"/>
+        </w:rPr>
+        <w:t xml:space="preserve">2. Encyclopaedia Britannica. 'Sputnik.' </w:t>
+      </w:r>
+      <w:hyperlink r:id="rId10">
+        <w:r>
+          <w:rPr>
+            <w:sz w:val="20"/>
+          </w:rPr>
+          <w:t>https://www.britannica.com/technology/Sputnik</w:t>
+        </w:r>
+      </w:hyperlink>
+      <w:r>
+        <w:rPr>
+          <w:sz w:val="20"/>
+        </w:rPr>
+      </w:r>
+    </w:p>
+    <w:p>
+      <w:pPr>
+        <w:pStyle w:val="Heading2"/>
+        <w:widowControl/>
+      </w:pPr>
+      <w:r>
+        <w:rPr>
+          <w:sz w:val="20"/>
+        </w:rPr>
+        <w:t>Материалы музеев, архивов и библиотек</w:t>
+      </w:r>
+    </w:p>
+    <w:p>
+      <w:pPr>
+        <w:widowControl/>
+      </w:pPr>
+      <w:r>
+        <w:rPr>
+          <w:sz w:val="20"/>
+        </w:rPr>
+        <w:t xml:space="preserve">1. Smithsonian National Air and Space Museum. Human spaceflight and Apollo collections. </w:t>
       </w:r>
       <w:hyperlink r:id="rId11">
         <w:r>
           <w:rPr>
-            <w:color w:val="0563C1"/>
-            <w:u w:val="single"/>
+            <w:sz w:val="20"/>
           </w:rPr>
-          <w:t>https://www.britannica.com/science/spaceflight</w:t>
+          <w:t>https://airandspace.si.edu/</w:t>
         </w:r>
       </w:hyperlink>
+      <w:r>
+        <w:rPr>
+          <w:sz w:val="20"/>
+        </w:rPr>
+      </w:r>
     </w:p>
     <w:p>
       <w:pPr>
-        <w:keepLines/>
-        <w:spacing w:after="80" w:line="300" w:lineRule="auto"/>
-        <w:numPr>
-          <w:ilvl w:val="0"/>
-          <w:numId w:val="11"/>
-        </w:numPr>
+        <w:pStyle w:val="Heading2"/>
+        <w:widowControl/>
       </w:pPr>
       <w:r>
-        <w:t xml:space="preserve">Encyclopaedia Britannica. «Sputnik». </w:t>
+        <w:rPr>
+          <w:sz w:val="20"/>
+        </w:rPr>
+        <w:t>Космические агентства, лаборатории и научные организации</w:t>
       </w:r>
+    </w:p>
+    <w:p>
+      <w:pPr>
+        <w:widowControl/>
+      </w:pPr>
       <w:r>
-        <w:t xml:space="preserve"> </w:t>
+        <w:rPr>
+          <w:sz w:val="20"/>
+        </w:rPr>
+        <w:t xml:space="preserve">1. NASA. Human spaceflight history. </w:t>
       </w:r>
       <w:hyperlink r:id="rId12">
         <w:r>
           <w:rPr>
-            <w:color w:val="0563C1"/>
-            <w:u w:val="single"/>
+            <w:sz w:val="20"/>
           </w:rPr>
-          <w:t>https://www.britannica.com/technology/Sputnik</w:t>
+          <w:t>https://www.nasa.gov/history/</w:t>
         </w:r>
       </w:hyperlink>
-    </w:p>
-    <w:p>
-      <w:pPr>
-        <w:pStyle w:val="Heading2"/>
-      </w:pPr>
       <w:r>
-        <w:t>D. Музейные, архивные и библиотечные материалы</w:t>
+        <w:rPr>
+          <w:sz w:val="20"/>
+        </w:rPr>
       </w:r>
     </w:p>
     <w:p>
       <w:pPr>
-        <w:keepLines/>
-        <w:spacing w:after="80" w:line="300" w:lineRule="auto"/>
-        <w:numPr>
-          <w:ilvl w:val="0"/>
-          <w:numId w:val="12"/>
-        </w:numPr>
+        <w:widowControl/>
       </w:pPr>
       <w:r>
-        <w:t xml:space="preserve">Смитсоновский национальный музей авиации и космонавтики. Коллекции по пилотируемым полётам и программе Apollo. </w:t>
-      </w:r>
-      <w:r>
-        <w:t xml:space="preserve"> </w:t>
+        <w:rPr>
+          <w:sz w:val="20"/>
+        </w:rPr>
+        <w:t xml:space="preserve">2. NASA. 60 Years and Counting (agency anniversary timeline). </w:t>
       </w:r>
       <w:hyperlink r:id="rId13">
         <w:r>
           <w:rPr>
-            <w:color w:val="0563C1"/>
-            <w:u w:val="single"/>
-          </w:rPr>
-          <w:t>https://airandspace.si.edu/</w:t>
-        </w:r>
-      </w:hyperlink>
-    </w:p>
-    <w:p>
-      <w:pPr>
-        <w:pStyle w:val="Heading2"/>
-      </w:pPr>
-      <w:r>
-        <w:t>G. Космические агентства, лаборатории и научные организации</w:t>
-      </w:r>
-    </w:p>
-    <w:p>
-      <w:pPr>
-        <w:keepLines/>
-        <w:spacing w:after="80" w:line="300" w:lineRule="auto"/>
-        <w:numPr>
-          <w:ilvl w:val="0"/>
-          <w:numId w:val="13"/>
-        </w:numPr>
-      </w:pPr>
-      <w:r>
-        <w:t xml:space="preserve">NASA. История пилотируемых космических полётов. </w:t>
-      </w:r>
-      <w:r>
-        <w:t xml:space="preserve"> </w:t>
-      </w:r>
-      <w:hyperlink r:id="rId14">
-        <w:r>
-          <w:rPr>
-            <w:color w:val="0563C1"/>
-            <w:u w:val="single"/>
-          </w:rPr>
-          <w:t>https://www.nasa.gov/history/</w:t>
-        </w:r>
-      </w:hyperlink>
-    </w:p>
-    <w:p>
-      <w:pPr>
-        <w:keepLines/>
-        <w:spacing w:after="80" w:line="300" w:lineRule="auto"/>
-        <w:numPr>
-          <w:ilvl w:val="0"/>
-          <w:numId w:val="13"/>
-        </w:numPr>
-      </w:pPr>
-      <w:r>
-        <w:t xml:space="preserve">NASA. «60 Years and Counting» — юбилейная хронология агентства. </w:t>
-      </w:r>
-      <w:r>
-        <w:t xml:space="preserve"> </w:t>
-      </w:r>
-      <w:hyperlink r:id="rId15">
-        <w:r>
-          <w:rPr>
-            <w:color w:val="0563C1"/>
-            <w:u w:val="single"/>
+            <w:sz w:val="20"/>
           </w:rPr>
           <w:t>https://www.nasa.gov/specials/60counting/</w:t>
         </w:r>
       </w:hyperlink>
+      <w:r>
+        <w:rPr>
+          <w:sz w:val="20"/>
+        </w:rPr>
+      </w:r>
     </w:p>
     <w:sectPr>
-      <w:headerReference w:type="default" r:id="rId9"/>
-      <w:footerReference w:type="default" r:id="rId10"/>
-      <w:pgSz w:w="12240" w:h="15840"/>
-      <w:pgMar w:top="1440" w:right="1440" w:bottom="1440" w:left="1440" w:header="708" w:footer="708" w:gutter="0"/>
+      <w:footerReference w:type="default" r:id="rId14"/>
+      <w:pgSz w:w="11906" w:h="16838"/>
+      <w:pgMar w:top="1020" w:right="1134" w:bottom="1020" w:left="1134" w:header="720" w:footer="720" w:gutter="0"/>
       <w:cols w:space="720"/>
       <w:docGrid w:linePitch="360"/>
     </w:sectPr>
@@ -449,60 +380,11 @@
   <w:p>
     <w:pPr>
       <w:pStyle w:val="Footer"/>
-      <w:spacing w:before="0" w:after="0"/>
       <w:jc w:val="right"/>
     </w:pPr>
-    <w:r>
-      <w:rPr>
-        <w:rFonts w:ascii="Calibri" w:hAnsi="Calibri" w:cs="Calibri"/>
-        <w:color w:val="666666"/>
-        <w:sz w:val="18"/>
-      </w:rPr>
-      <w:t xml:space="preserve">Страница </w:t>
-    </w:r>
-    <w:r>
-      <w:rPr>
-        <w:rFonts w:ascii="Calibri" w:hAnsi="Calibri" w:cs="Calibri"/>
-        <w:color w:val="666666"/>
-        <w:sz w:val="18"/>
-      </w:rPr>
-      <w:fldChar w:fldCharType="begin"/>
-      <w:instrText xml:space="preserve"> PAGE </w:instrText>
-      <w:fldChar w:fldCharType="separate"/>
-      <w:t>1</w:t>
-      <w:fldChar w:fldCharType="end"/>
-    </w:r>
+    <w:fldSimple w:instr="PAGE"/>
   </w:p>
 </w:ftr>
-</file>
-
-<file path=word/header1.xml><?xml version="1.0" encoding="utf-8"?>
-<w:hdr xmlns:m="http://schemas.openxmlformats.org/officeDocument/2006/math" xmlns:mc="http://schemas.openxmlformats.org/markup-compatibility/2006" xmlns:mo="http://schemas.microsoft.com/office/mac/office/2008/main" xmlns:mv="urn:schemas-microsoft-com:mac:vml" xmlns:o="urn:schemas-microsoft-com:office:office" xmlns:r="http://schemas.openxmlformats.org/officeDocument/2006/relationships" xmlns:v="urn:schemas-microsoft-com:vml" xmlns:w10="urn:schemas-microsoft-com:office:word" xmlns:w14="http://schemas.microsoft.com/office/word/2010/wordml" xmlns:w="http://schemas.openxmlformats.org/wordprocessingml/2006/main" xmlns:wne="http://schemas.microsoft.com/office/word/2006/wordml" xmlns:wp14="http://schemas.microsoft.com/office/word/2010/wordprocessingDrawing" xmlns:wp="http://schemas.openxmlformats.org/drawingml/2006/wordprocessingDrawing" xmlns:wpc="http://schemas.microsoft.com/office/word/2010/wordprocessingCanvas" xmlns:wpg="http://schemas.microsoft.com/office/word/2010/wordprocessingGroup" xmlns:wpi="http://schemas.microsoft.com/office/word/2010/wordprocessingInk" xmlns:wps="http://schemas.microsoft.com/office/word/2010/wordprocessingShape" mc:Ignorable="w14 wp14">
-  <w:p>
-    <w:pPr>
-      <w:pStyle w:val="Header"/>
-      <w:spacing w:after="0"/>
-      <w:jc w:val="left"/>
-    </w:pPr>
-    <w:r>
-      <w:rPr>
-        <w:rFonts w:ascii="Calibri" w:hAnsi="Calibri" w:cs="Calibri"/>
-        <w:b/>
-        <w:color w:val="666666"/>
-        <w:sz w:val="18"/>
-      </w:rPr>
-      <w:t>Открытия и изобретения</w:t>
-    </w:r>
-    <w:r>
-      <w:rPr>
-        <w:rFonts w:ascii="Calibri" w:hAnsi="Calibri" w:cs="Calibri"/>
-        <w:color w:val="666666"/>
-        <w:sz w:val="18"/>
-      </w:rPr>
-      <w:t xml:space="preserve">    |    6. Цифровые технологии, космос и связь</w:t>
-    </w:r>
-  </w:p>
-</w:hdr>
 </file>
 
 <file path=word/numbering.xml><?xml version="1.0" encoding="utf-8"?>
@@ -705,78 +587,6 @@
   <w:num w:numId="9">
     <w:abstractNumId w:val="0"/>
   </w:num>
-  <w:abstractNum w:abstractNumId="9">
-    <w:multiLevelType w:val="singleLevel"/>
-    <w:lvl w:ilvl="0">
-      <w:start w:val="1"/>
-      <w:numFmt w:val="bullet"/>
-      <w:lvlText w:val="•"/>
-      <w:lvlJc w:val="left"/>
-      <w:pPr>
-        <w:tabs>
-          <w:tab w:val="num" w:pos="540"/>
-        </w:tabs>
-        <w:ind w:left="540" w:hanging="270"/>
-      </w:pPr>
-    </w:lvl>
-  </w:abstractNum>
-  <w:num w:numId="10">
-    <w:abstractNumId w:val="9"/>
-  </w:num>
-  <w:abstractNum w:abstractNumId="10">
-    <w:multiLevelType w:val="singleLevel"/>
-    <w:lvl w:ilvl="0">
-      <w:start w:val="1"/>
-      <w:numFmt w:val="decimal"/>
-      <w:lvlText w:val="%1."/>
-      <w:lvlJc w:val="left"/>
-      <w:pPr>
-        <w:tabs>
-          <w:tab w:val="num" w:pos="540"/>
-        </w:tabs>
-        <w:ind w:left="540" w:hanging="270"/>
-      </w:pPr>
-    </w:lvl>
-  </w:abstractNum>
-  <w:num w:numId="11">
-    <w:abstractNumId w:val="10"/>
-  </w:num>
-  <w:abstractNum w:abstractNumId="11">
-    <w:multiLevelType w:val="singleLevel"/>
-    <w:lvl w:ilvl="0">
-      <w:start w:val="1"/>
-      <w:numFmt w:val="decimal"/>
-      <w:lvlText w:val="%1."/>
-      <w:lvlJc w:val="left"/>
-      <w:pPr>
-        <w:tabs>
-          <w:tab w:val="num" w:pos="540"/>
-        </w:tabs>
-        <w:ind w:left="540" w:hanging="270"/>
-      </w:pPr>
-    </w:lvl>
-  </w:abstractNum>
-  <w:num w:numId="12">
-    <w:abstractNumId w:val="11"/>
-  </w:num>
-  <w:abstractNum w:abstractNumId="12">
-    <w:multiLevelType w:val="singleLevel"/>
-    <w:lvl w:ilvl="0">
-      <w:start w:val="1"/>
-      <w:numFmt w:val="decimal"/>
-      <w:lvlText w:val="%1."/>
-      <w:lvlJc w:val="left"/>
-      <w:pPr>
-        <w:tabs>
-          <w:tab w:val="num" w:pos="540"/>
-        </w:tabs>
-        <w:ind w:left="540" w:hanging="270"/>
-      </w:pPr>
-    </w:lvl>
-  </w:abstractNum>
-  <w:num w:numId="13">
-    <w:abstractNumId w:val="12"/>
-  </w:num>
 </w:numbering>
 </file>
 
@@ -785,7 +595,7 @@
   <w:docDefaults>
     <w:rPrDefault>
       <w:rPr>
-        <w:rFonts w:asciiTheme="minorHAnsi" w:eastAsiaTheme="minorEastAsia" w:hAnsiTheme="minorHAnsi" w:cstheme="minorBidi"/>
+        <w:rFonts/>
         <w:sz w:val="22"/>
         <w:szCs w:val="22"/>
         <w:lang w:val="en-US" w:eastAsia="en-US" w:bidi="ar-SA"/>
@@ -941,12 +751,13 @@
     <w:qFormat/>
     <w:rsid w:val="00FC693F"/>
     <w:pPr>
-      <w:widowControl/>
-      <w:spacing w:before="0" w:after="120" w:line="300" w:lineRule="auto"/>
+      <w:spacing w:after="120" w:line="259" w:lineRule="auto"/>
     </w:pPr>
     <w:rPr>
-      <w:rFonts w:ascii="Calibri" w:hAnsi="Calibri" w:cs="Calibri"/>
-      <w:sz w:val="22"/>
+      <w:rFonts w:ascii="Times New Roman" w:hAnsi="Times New Roman"/>
+      <w:color w:val="000000"/>
+      <w:sz w:val="24"/>
+      <w:lang w:val="ru-RU"/>
     </w:rPr>
   </w:style>
   <w:style w:type="paragraph" w:styleId="Header">
@@ -1004,16 +815,17 @@
     <w:pPr>
       <w:keepNext/>
       <w:keepLines/>
-      <w:spacing w:before="360" w:after="200"/>
+      <w:spacing w:before="480" w:after="120" w:line="259" w:lineRule="auto"/>
       <w:outlineLvl w:val="0"/>
     </w:pPr>
     <w:rPr>
-      <w:rFonts w:asciiTheme="majorHAnsi" w:eastAsiaTheme="majorEastAsia" w:hAnsiTheme="majorHAnsi" w:cstheme="majorBidi" w:ascii="Calibri" w:hAnsi="Calibri" w:cs="Calibri"/>
+      <w:rFonts w:ascii="Times New Roman" w:hAnsi="Times New Roman"/>
       <w:b/>
       <w:bCs/>
-      <w:color w:val="2E74B5"/>
-      <w:sz w:val="32"/>
+      <w:color w:val="000000"/>
+      <w:sz w:val="26"/>
       <w:szCs w:val="28"/>
+      <w:lang w:val="ru-RU"/>
     </w:rPr>
   </w:style>
   <w:style w:type="paragraph" w:styleId="Heading2">
@@ -1028,16 +840,17 @@
     <w:pPr>
       <w:keepNext/>
       <w:keepLines/>
-      <w:spacing w:before="280" w:after="140"/>
+      <w:spacing w:before="200" w:after="120" w:line="259" w:lineRule="auto"/>
       <w:outlineLvl w:val="1"/>
     </w:pPr>
     <w:rPr>
-      <w:rFonts w:asciiTheme="majorHAnsi" w:eastAsiaTheme="majorEastAsia" w:hAnsiTheme="majorHAnsi" w:cstheme="majorBidi" w:ascii="Calibri" w:hAnsi="Calibri" w:cs="Calibri"/>
+      <w:rFonts w:ascii="Times New Roman" w:hAnsi="Times New Roman"/>
       <w:b/>
       <w:bCs/>
-      <w:color w:val="2E74B5"/>
+      <w:color w:val="000000"/>
       <w:sz w:val="26"/>
       <w:szCs w:val="26"/>
+      <w:lang w:val="ru-RU"/>
     </w:rPr>
   </w:style>
   <w:style w:type="paragraph" w:styleId="Heading3">
@@ -1052,15 +865,14 @@
     <w:pPr>
       <w:keepNext/>
       <w:keepLines/>
-      <w:spacing w:before="200" w:after="100"/>
+      <w:spacing w:before="200" w:after="0"/>
       <w:outlineLvl w:val="2"/>
     </w:pPr>
     <w:rPr>
-      <w:rFonts w:asciiTheme="majorHAnsi" w:eastAsiaTheme="majorEastAsia" w:hAnsiTheme="majorHAnsi" w:cstheme="majorBidi" w:ascii="Calibri" w:hAnsi="Calibri" w:cs="Calibri"/>
+      <w:rFonts/>
       <w:b/>
       <w:bCs/>
-      <w:color w:val="1F4D78"/>
-      <w:sz w:val="24"/>
+      <w:color w:val="4F81BD" w:themeColor="accent1"/>
     </w:rPr>
   </w:style>
   <w:style w:type="paragraph" w:styleId="Heading4">
@@ -1080,7 +892,7 @@
       <w:outlineLvl w:val="3"/>
     </w:pPr>
     <w:rPr>
-      <w:rFonts w:asciiTheme="majorHAnsi" w:eastAsiaTheme="majorEastAsia" w:hAnsiTheme="majorHAnsi" w:cstheme="majorBidi"/>
+      <w:rFonts/>
       <w:b/>
       <w:bCs/>
       <w:i/>
@@ -1105,7 +917,7 @@
       <w:outlineLvl w:val="4"/>
     </w:pPr>
     <w:rPr>
-      <w:rFonts w:asciiTheme="majorHAnsi" w:eastAsiaTheme="majorEastAsia" w:hAnsiTheme="majorHAnsi" w:cstheme="majorBidi"/>
+      <w:rFonts/>
       <w:color w:val="243F60" w:themeColor="accent1" w:themeShade="7F"/>
     </w:rPr>
   </w:style>
@@ -1126,7 +938,7 @@
       <w:outlineLvl w:val="5"/>
     </w:pPr>
     <w:rPr>
-      <w:rFonts w:asciiTheme="majorHAnsi" w:eastAsiaTheme="majorEastAsia" w:hAnsiTheme="majorHAnsi" w:cstheme="majorBidi"/>
+      <w:rFonts/>
       <w:i/>
       <w:iCs/>
       <w:color w:val="243F60" w:themeColor="accent1" w:themeShade="7F"/>
@@ -1149,7 +961,7 @@
       <w:outlineLvl w:val="6"/>
     </w:pPr>
     <w:rPr>
-      <w:rFonts w:asciiTheme="majorHAnsi" w:eastAsiaTheme="majorEastAsia" w:hAnsiTheme="majorHAnsi" w:cstheme="majorBidi"/>
+      <w:rFonts/>
       <w:i/>
       <w:iCs/>
       <w:color w:val="404040" w:themeColor="text1" w:themeTint="BF"/>
@@ -1172,7 +984,7 @@
       <w:outlineLvl w:val="7"/>
     </w:pPr>
     <w:rPr>
-      <w:rFonts w:asciiTheme="majorHAnsi" w:eastAsiaTheme="majorEastAsia" w:hAnsiTheme="majorHAnsi" w:cstheme="majorBidi"/>
+      <w:rFonts/>
       <w:color w:val="4F81BD" w:themeColor="accent1"/>
       <w:sz w:val="20"/>
       <w:szCs w:val="20"/>
@@ -1195,7 +1007,7 @@
       <w:outlineLvl w:val="8"/>
     </w:pPr>
     <w:rPr>
-      <w:rFonts w:asciiTheme="majorHAnsi" w:eastAsiaTheme="majorEastAsia" w:hAnsiTheme="majorHAnsi" w:cstheme="majorBidi"/>
+      <w:rFonts/>
       <w:i/>
       <w:iCs/>
       <w:color w:val="404040" w:themeColor="text1" w:themeTint="BF"/>
@@ -1246,7 +1058,7 @@
     <w:uiPriority w:val="9"/>
     <w:rsid w:val="00FC693F"/>
     <w:rPr>
-      <w:rFonts w:asciiTheme="majorHAnsi" w:eastAsiaTheme="majorEastAsia" w:hAnsiTheme="majorHAnsi" w:cstheme="majorBidi"/>
+      <w:rFonts/>
       <w:b/>
       <w:bCs/>
       <w:color w:val="365F91" w:themeColor="accent1" w:themeShade="BF"/>
@@ -1261,7 +1073,7 @@
     <w:uiPriority w:val="9"/>
     <w:rsid w:val="00FC693F"/>
     <w:rPr>
-      <w:rFonts w:asciiTheme="majorHAnsi" w:eastAsiaTheme="majorEastAsia" w:hAnsiTheme="majorHAnsi" w:cstheme="majorBidi"/>
+      <w:rFonts/>
       <w:b/>
       <w:bCs/>
       <w:color w:val="4F81BD" w:themeColor="accent1"/>
@@ -1276,7 +1088,7 @@
     <w:uiPriority w:val="9"/>
     <w:rsid w:val="00FC693F"/>
     <w:rPr>
-      <w:rFonts w:asciiTheme="majorHAnsi" w:eastAsiaTheme="majorEastAsia" w:hAnsiTheme="majorHAnsi" w:cstheme="majorBidi"/>
+      <w:rFonts/>
       <w:b/>
       <w:bCs/>
       <w:color w:val="4F81BD" w:themeColor="accent1"/>
@@ -1291,19 +1103,17 @@
     <w:qFormat/>
     <w:rsid w:val="00FC693F"/>
     <w:pPr>
-      <w:pBdr>
-        <w:bottom w:val="single" w:sz="8" w:space="4" w:color="4F81BD" w:themeColor="accent1"/>
-      </w:pBdr>
-      <w:spacing w:after="300" w:line="240" w:lineRule="auto"/>
+      <w:spacing w:after="120" w:line="259" w:lineRule="auto"/>
       <w:contextualSpacing/>
     </w:pPr>
     <w:rPr>
-      <w:rFonts w:asciiTheme="majorHAnsi" w:eastAsiaTheme="majorEastAsia" w:hAnsiTheme="majorHAnsi" w:cstheme="majorBidi"/>
-      <w:color w:val="17365D" w:themeColor="text2" w:themeShade="BF"/>
+      <w:rFonts w:ascii="Times New Roman" w:hAnsi="Times New Roman"/>
+      <w:color w:val="000000"/>
       <w:spacing w:val="5"/>
       <w:kern w:val="28"/>
-      <w:sz w:val="52"/>
+      <w:sz w:val="40"/>
       <w:szCs w:val="52"/>
+      <w:lang w:val="ru-RU"/>
     </w:rPr>
   </w:style>
   <w:style w:type="character" w:customStyle="1" w:styleId="TitleChar">
@@ -1313,7 +1123,7 @@
     <w:uiPriority w:val="10"/>
     <w:rsid w:val="00FC693F"/>
     <w:rPr>
-      <w:rFonts w:asciiTheme="majorHAnsi" w:eastAsiaTheme="majorEastAsia" w:hAnsiTheme="majorHAnsi" w:cstheme="majorBidi"/>
+      <w:rFonts/>
       <w:color w:val="17365D" w:themeColor="text2" w:themeShade="BF"/>
       <w:spacing w:val="5"/>
       <w:kern w:val="28"/>
@@ -1335,7 +1145,7 @@
       </w:numPr>
     </w:pPr>
     <w:rPr>
-      <w:rFonts w:asciiTheme="majorHAnsi" w:eastAsiaTheme="majorEastAsia" w:hAnsiTheme="majorHAnsi" w:cstheme="majorBidi"/>
+      <w:rFonts/>
       <w:i/>
       <w:iCs/>
       <w:color w:val="4F81BD" w:themeColor="accent1"/>
@@ -1351,7 +1161,7 @@
     <w:uiPriority w:val="11"/>
     <w:rsid w:val="00FC693F"/>
     <w:rPr>
-      <w:rFonts w:asciiTheme="majorHAnsi" w:eastAsiaTheme="majorEastAsia" w:hAnsiTheme="majorHAnsi" w:cstheme="majorBidi"/>
+      <w:rFonts/>
       <w:i/>
       <w:iCs/>
       <w:color w:val="4F81BD" w:themeColor="accent1"/>
@@ -1476,8 +1286,15 @@
       <w:numPr>
         <w:numId w:val="1"/>
       </w:numPr>
+      <w:spacing w:after="120" w:line="259" w:lineRule="auto"/>
       <w:contextualSpacing/>
     </w:pPr>
+    <w:rPr>
+      <w:rFonts w:ascii="Times New Roman" w:hAnsi="Times New Roman"/>
+      <w:color w:val="000000"/>
+      <w:sz w:val="24"/>
+      <w:lang w:val="ru-RU"/>
+    </w:rPr>
   </w:style>
   <w:style w:type="paragraph" w:styleId="ListBullet2">
     <w:name w:val="List Bullet 2"/>
@@ -1649,7 +1466,7 @@
     <w:semiHidden/>
     <w:rsid w:val="00FC693F"/>
     <w:rPr>
-      <w:rFonts w:asciiTheme="majorHAnsi" w:eastAsiaTheme="majorEastAsia" w:hAnsiTheme="majorHAnsi" w:cstheme="majorBidi"/>
+      <w:rFonts/>
       <w:b/>
       <w:bCs/>
       <w:i/>
@@ -1665,7 +1482,7 @@
     <w:semiHidden/>
     <w:rsid w:val="00FC693F"/>
     <w:rPr>
-      <w:rFonts w:asciiTheme="majorHAnsi" w:eastAsiaTheme="majorEastAsia" w:hAnsiTheme="majorHAnsi" w:cstheme="majorBidi"/>
+      <w:rFonts/>
       <w:color w:val="243F60" w:themeColor="accent1" w:themeShade="7F"/>
     </w:rPr>
   </w:style>
@@ -1677,7 +1494,7 @@
     <w:semiHidden/>
     <w:rsid w:val="00FC693F"/>
     <w:rPr>
-      <w:rFonts w:asciiTheme="majorHAnsi" w:eastAsiaTheme="majorEastAsia" w:hAnsiTheme="majorHAnsi" w:cstheme="majorBidi"/>
+      <w:rFonts/>
       <w:i/>
       <w:iCs/>
       <w:color w:val="243F60" w:themeColor="accent1" w:themeShade="7F"/>
@@ -1691,7 +1508,7 @@
     <w:semiHidden/>
     <w:rsid w:val="00FC693F"/>
     <w:rPr>
-      <w:rFonts w:asciiTheme="majorHAnsi" w:eastAsiaTheme="majorEastAsia" w:hAnsiTheme="majorHAnsi" w:cstheme="majorBidi"/>
+      <w:rFonts/>
       <w:i/>
       <w:iCs/>
       <w:color w:val="404040" w:themeColor="text1" w:themeTint="BF"/>
@@ -1705,7 +1522,7 @@
     <w:semiHidden/>
     <w:rsid w:val="00FC693F"/>
     <w:rPr>
-      <w:rFonts w:asciiTheme="majorHAnsi" w:eastAsiaTheme="majorEastAsia" w:hAnsiTheme="majorHAnsi" w:cstheme="majorBidi"/>
+      <w:rFonts/>
       <w:color w:val="4F81BD" w:themeColor="accent1"/>
       <w:sz w:val="20"/>
       <w:szCs w:val="20"/>
@@ -1719,7 +1536,7 @@
     <w:semiHidden/>
     <w:rsid w:val="00FC693F"/>
     <w:rPr>
-      <w:rFonts w:asciiTheme="majorHAnsi" w:eastAsiaTheme="majorEastAsia" w:hAnsiTheme="majorHAnsi" w:cstheme="majorBidi"/>
+      <w:rFonts/>
       <w:i/>
       <w:iCs/>
       <w:color w:val="404040" w:themeColor="text1" w:themeTint="BF"/>
@@ -1778,9 +1595,6 @@
     <w:qFormat/>
     <w:rsid w:val="00FC693F"/>
     <w:pPr>
-      <w:pBdr>
-        <w:bottom w:val="single" w:sz="4" w:space="4" w:color="4F81BD" w:themeColor="accent1"/>
-      </w:pBdr>
       <w:spacing w:before="200" w:after="280"/>
       <w:ind w:left="936" w:right="936"/>
     </w:pPr>
@@ -3308,7 +3122,7 @@
         <w:spacing w:before="0" w:after="0" w:line="240" w:lineRule="auto"/>
       </w:pPr>
       <w:rPr>
-        <w:rFonts w:asciiTheme="majorHAnsi" w:eastAsiaTheme="majorEastAsia" w:hAnsiTheme="majorHAnsi" w:cstheme="majorBidi"/>
+        <w:rFonts/>
         <w:b/>
         <w:bCs/>
       </w:rPr>
@@ -3329,7 +3143,7 @@
         <w:spacing w:before="0" w:after="0" w:line="240" w:lineRule="auto"/>
       </w:pPr>
       <w:rPr>
-        <w:rFonts w:asciiTheme="majorHAnsi" w:eastAsiaTheme="majorEastAsia" w:hAnsiTheme="majorHAnsi" w:cstheme="majorBidi"/>
+        <w:rFonts/>
         <w:b/>
         <w:bCs/>
       </w:rPr>
@@ -3347,14 +3161,14 @@
     </w:tblStylePr>
     <w:tblStylePr w:type="firstCol">
       <w:rPr>
-        <w:rFonts w:asciiTheme="majorHAnsi" w:eastAsiaTheme="majorEastAsia" w:hAnsiTheme="majorHAnsi" w:cstheme="majorBidi"/>
+        <w:rFonts/>
         <w:b/>
         <w:bCs/>
       </w:rPr>
     </w:tblStylePr>
     <w:tblStylePr w:type="lastCol">
       <w:rPr>
-        <w:rFonts w:asciiTheme="majorHAnsi" w:eastAsiaTheme="majorEastAsia" w:hAnsiTheme="majorHAnsi" w:cstheme="majorBidi"/>
+        <w:rFonts/>
         <w:b/>
         <w:bCs/>
       </w:rPr>
@@ -3438,7 +3252,7 @@
         <w:spacing w:before="0" w:after="0" w:line="240" w:lineRule="auto"/>
       </w:pPr>
       <w:rPr>
-        <w:rFonts w:asciiTheme="majorHAnsi" w:eastAsiaTheme="majorEastAsia" w:hAnsiTheme="majorHAnsi" w:cstheme="majorBidi"/>
+        <w:rFonts/>
         <w:b/>
         <w:bCs/>
       </w:rPr>
@@ -3459,7 +3273,7 @@
         <w:spacing w:before="0" w:after="0" w:line="240" w:lineRule="auto"/>
       </w:pPr>
       <w:rPr>
-        <w:rFonts w:asciiTheme="majorHAnsi" w:eastAsiaTheme="majorEastAsia" w:hAnsiTheme="majorHAnsi" w:cstheme="majorBidi"/>
+        <w:rFonts/>
         <w:b/>
         <w:bCs/>
       </w:rPr>
@@ -3477,14 +3291,14 @@
     </w:tblStylePr>
     <w:tblStylePr w:type="firstCol">
       <w:rPr>
-        <w:rFonts w:asciiTheme="majorHAnsi" w:eastAsiaTheme="majorEastAsia" w:hAnsiTheme="majorHAnsi" w:cstheme="majorBidi"/>
+        <w:rFonts/>
         <w:b/>
         <w:bCs/>
       </w:rPr>
     </w:tblStylePr>
     <w:tblStylePr w:type="lastCol">
       <w:rPr>
-        <w:rFonts w:asciiTheme="majorHAnsi" w:eastAsiaTheme="majorEastAsia" w:hAnsiTheme="majorHAnsi" w:cstheme="majorBidi"/>
+        <w:rFonts/>
         <w:b/>
         <w:bCs/>
       </w:rPr>
@@ -3568,7 +3382,7 @@
         <w:spacing w:before="0" w:after="0" w:line="240" w:lineRule="auto"/>
       </w:pPr>
       <w:rPr>
-        <w:rFonts w:asciiTheme="majorHAnsi" w:eastAsiaTheme="majorEastAsia" w:hAnsiTheme="majorHAnsi" w:cstheme="majorBidi"/>
+        <w:rFonts/>
         <w:b/>
         <w:bCs/>
       </w:rPr>
@@ -3589,7 +3403,7 @@
         <w:spacing w:before="0" w:after="0" w:line="240" w:lineRule="auto"/>
       </w:pPr>
       <w:rPr>
-        <w:rFonts w:asciiTheme="majorHAnsi" w:eastAsiaTheme="majorEastAsia" w:hAnsiTheme="majorHAnsi" w:cstheme="majorBidi"/>
+        <w:rFonts/>
         <w:b/>
         <w:bCs/>
       </w:rPr>
@@ -3607,14 +3421,14 @@
     </w:tblStylePr>
     <w:tblStylePr w:type="firstCol">
       <w:rPr>
-        <w:rFonts w:asciiTheme="majorHAnsi" w:eastAsiaTheme="majorEastAsia" w:hAnsiTheme="majorHAnsi" w:cstheme="majorBidi"/>
+        <w:rFonts/>
         <w:b/>
         <w:bCs/>
       </w:rPr>
     </w:tblStylePr>
     <w:tblStylePr w:type="lastCol">
       <w:rPr>
-        <w:rFonts w:asciiTheme="majorHAnsi" w:eastAsiaTheme="majorEastAsia" w:hAnsiTheme="majorHAnsi" w:cstheme="majorBidi"/>
+        <w:rFonts/>
         <w:b/>
         <w:bCs/>
       </w:rPr>
@@ -3698,7 +3512,7 @@
         <w:spacing w:before="0" w:after="0" w:line="240" w:lineRule="auto"/>
       </w:pPr>
       <w:rPr>
-        <w:rFonts w:asciiTheme="majorHAnsi" w:eastAsiaTheme="majorEastAsia" w:hAnsiTheme="majorHAnsi" w:cstheme="majorBidi"/>
+        <w:rFonts/>
         <w:b/>
         <w:bCs/>
       </w:rPr>
@@ -3719,7 +3533,7 @@
         <w:spacing w:before="0" w:after="0" w:line="240" w:lineRule="auto"/>
       </w:pPr>
       <w:rPr>
-        <w:rFonts w:asciiTheme="majorHAnsi" w:eastAsiaTheme="majorEastAsia" w:hAnsiTheme="majorHAnsi" w:cstheme="majorBidi"/>
+        <w:rFonts/>
         <w:b/>
         <w:bCs/>
       </w:rPr>
@@ -3737,14 +3551,14 @@
     </w:tblStylePr>
     <w:tblStylePr w:type="firstCol">
       <w:rPr>
-        <w:rFonts w:asciiTheme="majorHAnsi" w:eastAsiaTheme="majorEastAsia" w:hAnsiTheme="majorHAnsi" w:cstheme="majorBidi"/>
+        <w:rFonts/>
         <w:b/>
         <w:bCs/>
       </w:rPr>
     </w:tblStylePr>
     <w:tblStylePr w:type="lastCol">
       <w:rPr>
-        <w:rFonts w:asciiTheme="majorHAnsi" w:eastAsiaTheme="majorEastAsia" w:hAnsiTheme="majorHAnsi" w:cstheme="majorBidi"/>
+        <w:rFonts/>
         <w:b/>
         <w:bCs/>
       </w:rPr>
@@ -3828,7 +3642,7 @@
         <w:spacing w:before="0" w:after="0" w:line="240" w:lineRule="auto"/>
       </w:pPr>
       <w:rPr>
-        <w:rFonts w:asciiTheme="majorHAnsi" w:eastAsiaTheme="majorEastAsia" w:hAnsiTheme="majorHAnsi" w:cstheme="majorBidi"/>
+        <w:rFonts/>
         <w:b/>
         <w:bCs/>
       </w:rPr>
@@ -3849,7 +3663,7 @@
         <w:spacing w:before="0" w:after="0" w:line="240" w:lineRule="auto"/>
       </w:pPr>
       <w:rPr>
-        <w:rFonts w:asciiTheme="majorHAnsi" w:eastAsiaTheme="majorEastAsia" w:hAnsiTheme="majorHAnsi" w:cstheme="majorBidi"/>
+        <w:rFonts/>
         <w:b/>
         <w:bCs/>
       </w:rPr>
@@ -3867,14 +3681,14 @@
     </w:tblStylePr>
     <w:tblStylePr w:type="firstCol">
       <w:rPr>
-        <w:rFonts w:asciiTheme="majorHAnsi" w:eastAsiaTheme="majorEastAsia" w:hAnsiTheme="majorHAnsi" w:cstheme="majorBidi"/>
+        <w:rFonts/>
         <w:b/>
         <w:bCs/>
       </w:rPr>
     </w:tblStylePr>
     <w:tblStylePr w:type="lastCol">
       <w:rPr>
-        <w:rFonts w:asciiTheme="majorHAnsi" w:eastAsiaTheme="majorEastAsia" w:hAnsiTheme="majorHAnsi" w:cstheme="majorBidi"/>
+        <w:rFonts/>
         <w:b/>
         <w:bCs/>
       </w:rPr>
@@ -3958,7 +3772,7 @@
         <w:spacing w:before="0" w:after="0" w:line="240" w:lineRule="auto"/>
       </w:pPr>
       <w:rPr>
-        <w:rFonts w:asciiTheme="majorHAnsi" w:eastAsiaTheme="majorEastAsia" w:hAnsiTheme="majorHAnsi" w:cstheme="majorBidi"/>
+        <w:rFonts/>
         <w:b/>
         <w:bCs/>
       </w:rPr>
@@ -3979,7 +3793,7 @@
         <w:spacing w:before="0" w:after="0" w:line="240" w:lineRule="auto"/>
       </w:pPr>
       <w:rPr>
-        <w:rFonts w:asciiTheme="majorHAnsi" w:eastAsiaTheme="majorEastAsia" w:hAnsiTheme="majorHAnsi" w:cstheme="majorBidi"/>
+        <w:rFonts/>
         <w:b/>
         <w:bCs/>
       </w:rPr>
@@ -3997,14 +3811,14 @@
     </w:tblStylePr>
     <w:tblStylePr w:type="firstCol">
       <w:rPr>
-        <w:rFonts w:asciiTheme="majorHAnsi" w:eastAsiaTheme="majorEastAsia" w:hAnsiTheme="majorHAnsi" w:cstheme="majorBidi"/>
+        <w:rFonts/>
         <w:b/>
         <w:bCs/>
       </w:rPr>
     </w:tblStylePr>
     <w:tblStylePr w:type="lastCol">
       <w:rPr>
-        <w:rFonts w:asciiTheme="majorHAnsi" w:eastAsiaTheme="majorEastAsia" w:hAnsiTheme="majorHAnsi" w:cstheme="majorBidi"/>
+        <w:rFonts/>
         <w:b/>
         <w:bCs/>
       </w:rPr>
@@ -4088,7 +3902,7 @@
         <w:spacing w:before="0" w:after="0" w:line="240" w:lineRule="auto"/>
       </w:pPr>
       <w:rPr>
-        <w:rFonts w:asciiTheme="majorHAnsi" w:eastAsiaTheme="majorEastAsia" w:hAnsiTheme="majorHAnsi" w:cstheme="majorBidi"/>
+        <w:rFonts/>
         <w:b/>
         <w:bCs/>
       </w:rPr>
@@ -4109,7 +3923,7 @@
         <w:spacing w:before="0" w:after="0" w:line="240" w:lineRule="auto"/>
       </w:pPr>
       <w:rPr>
-        <w:rFonts w:asciiTheme="majorHAnsi" w:eastAsiaTheme="majorEastAsia" w:hAnsiTheme="majorHAnsi" w:cstheme="majorBidi"/>
+        <w:rFonts/>
         <w:b/>
         <w:bCs/>
       </w:rPr>
@@ -4127,14 +3941,14 @@
     </w:tblStylePr>
     <w:tblStylePr w:type="firstCol">
       <w:rPr>
-        <w:rFonts w:asciiTheme="majorHAnsi" w:eastAsiaTheme="majorEastAsia" w:hAnsiTheme="majorHAnsi" w:cstheme="majorBidi"/>
+        <w:rFonts/>
         <w:b/>
         <w:bCs/>
       </w:rPr>
     </w:tblStylePr>
     <w:tblStylePr w:type="lastCol">
       <w:rPr>
-        <w:rFonts w:asciiTheme="majorHAnsi" w:eastAsiaTheme="majorEastAsia" w:hAnsiTheme="majorHAnsi" w:cstheme="majorBidi"/>
+        <w:rFonts/>
         <w:b/>
         <w:bCs/>
       </w:rPr>
@@ -5999,7 +5813,7 @@
     </w:tblPr>
     <w:tblStylePr w:type="firstRow">
       <w:rPr>
-        <w:rFonts w:asciiTheme="majorHAnsi" w:eastAsiaTheme="majorEastAsia" w:hAnsiTheme="majorHAnsi" w:cstheme="majorBidi"/>
+        <w:rFonts/>
       </w:rPr>
       <w:tblPr/>
       <w:tcPr>
@@ -6083,7 +5897,7 @@
     </w:tblPr>
     <w:tblStylePr w:type="firstRow">
       <w:rPr>
-        <w:rFonts w:asciiTheme="majorHAnsi" w:eastAsiaTheme="majorEastAsia" w:hAnsiTheme="majorHAnsi" w:cstheme="majorBidi"/>
+        <w:rFonts/>
       </w:rPr>
       <w:tblPr/>
       <w:tcPr>
@@ -6167,7 +5981,7 @@
     </w:tblPr>
     <w:tblStylePr w:type="firstRow">
       <w:rPr>
-        <w:rFonts w:asciiTheme="majorHAnsi" w:eastAsiaTheme="majorEastAsia" w:hAnsiTheme="majorHAnsi" w:cstheme="majorBidi"/>
+        <w:rFonts/>
       </w:rPr>
       <w:tblPr/>
       <w:tcPr>
@@ -6251,7 +6065,7 @@
     </w:tblPr>
     <w:tblStylePr w:type="firstRow">
       <w:rPr>
-        <w:rFonts w:asciiTheme="majorHAnsi" w:eastAsiaTheme="majorEastAsia" w:hAnsiTheme="majorHAnsi" w:cstheme="majorBidi"/>
+        <w:rFonts/>
       </w:rPr>
       <w:tblPr/>
       <w:tcPr>
@@ -6335,7 +6149,7 @@
     </w:tblPr>
     <w:tblStylePr w:type="firstRow">
       <w:rPr>
-        <w:rFonts w:asciiTheme="majorHAnsi" w:eastAsiaTheme="majorEastAsia" w:hAnsiTheme="majorHAnsi" w:cstheme="majorBidi"/>
+        <w:rFonts/>
       </w:rPr>
       <w:tblPr/>
       <w:tcPr>
@@ -6419,7 +6233,7 @@
     </w:tblPr>
     <w:tblStylePr w:type="firstRow">
       <w:rPr>
-        <w:rFonts w:asciiTheme="majorHAnsi" w:eastAsiaTheme="majorEastAsia" w:hAnsiTheme="majorHAnsi" w:cstheme="majorBidi"/>
+        <w:rFonts/>
       </w:rPr>
       <w:tblPr/>
       <w:tcPr>
@@ -6503,7 +6317,7 @@
     </w:tblPr>
     <w:tblStylePr w:type="firstRow">
       <w:rPr>
-        <w:rFonts w:asciiTheme="majorHAnsi" w:eastAsiaTheme="majorEastAsia" w:hAnsiTheme="majorHAnsi" w:cstheme="majorBidi"/>
+        <w:rFonts/>
       </w:rPr>
       <w:tblPr/>
       <w:tcPr>
@@ -6568,7 +6382,7 @@
       <w:spacing w:after="0" w:line="240" w:lineRule="auto"/>
     </w:pPr>
     <w:rPr>
-      <w:rFonts w:asciiTheme="majorHAnsi" w:eastAsiaTheme="majorEastAsia" w:hAnsiTheme="majorHAnsi" w:cstheme="majorBidi"/>
+      <w:rFonts/>
       <w:color w:val="000000" w:themeColor="text1"/>
     </w:rPr>
     <w:tblPr>
@@ -6696,7 +6510,7 @@
       <w:spacing w:after="0" w:line="240" w:lineRule="auto"/>
     </w:pPr>
     <w:rPr>
-      <w:rFonts w:asciiTheme="majorHAnsi" w:eastAsiaTheme="majorEastAsia" w:hAnsiTheme="majorHAnsi" w:cstheme="majorBidi"/>
+      <w:rFonts/>
       <w:color w:val="000000" w:themeColor="text1"/>
     </w:rPr>
     <w:tblPr>
@@ -6824,7 +6638,7 @@
       <w:spacing w:after="0" w:line="240" w:lineRule="auto"/>
     </w:pPr>
     <w:rPr>
-      <w:rFonts w:asciiTheme="majorHAnsi" w:eastAsiaTheme="majorEastAsia" w:hAnsiTheme="majorHAnsi" w:cstheme="majorBidi"/>
+      <w:rFonts/>
       <w:color w:val="000000" w:themeColor="text1"/>
     </w:rPr>
     <w:tblPr>
@@ -6952,7 +6766,7 @@
       <w:spacing w:after="0" w:line="240" w:lineRule="auto"/>
     </w:pPr>
     <w:rPr>
-      <w:rFonts w:asciiTheme="majorHAnsi" w:eastAsiaTheme="majorEastAsia" w:hAnsiTheme="majorHAnsi" w:cstheme="majorBidi"/>
+      <w:rFonts/>
       <w:color w:val="000000" w:themeColor="text1"/>
     </w:rPr>
     <w:tblPr>
@@ -7080,7 +6894,7 @@
       <w:spacing w:after="0" w:line="240" w:lineRule="auto"/>
     </w:pPr>
     <w:rPr>
-      <w:rFonts w:asciiTheme="majorHAnsi" w:eastAsiaTheme="majorEastAsia" w:hAnsiTheme="majorHAnsi" w:cstheme="majorBidi"/>
+      <w:rFonts/>
       <w:color w:val="000000" w:themeColor="text1"/>
     </w:rPr>
     <w:tblPr>
@@ -7208,7 +7022,7 @@
       <w:spacing w:after="0" w:line="240" w:lineRule="auto"/>
     </w:pPr>
     <w:rPr>
-      <w:rFonts w:asciiTheme="majorHAnsi" w:eastAsiaTheme="majorEastAsia" w:hAnsiTheme="majorHAnsi" w:cstheme="majorBidi"/>
+      <w:rFonts/>
       <w:color w:val="000000" w:themeColor="text1"/>
     </w:rPr>
     <w:tblPr>
@@ -7336,7 +7150,7 @@
       <w:spacing w:after="0" w:line="240" w:lineRule="auto"/>
     </w:pPr>
     <w:rPr>
-      <w:rFonts w:asciiTheme="majorHAnsi" w:eastAsiaTheme="majorEastAsia" w:hAnsiTheme="majorHAnsi" w:cstheme="majorBidi"/>
+      <w:rFonts/>
       <w:color w:val="000000" w:themeColor="text1"/>
     </w:rPr>
     <w:tblPr>
@@ -7975,7 +7789,7 @@
       <w:spacing w:after="0" w:line="240" w:lineRule="auto"/>
     </w:pPr>
     <w:rPr>
-      <w:rFonts w:asciiTheme="majorHAnsi" w:eastAsiaTheme="majorEastAsia" w:hAnsiTheme="majorHAnsi" w:cstheme="majorBidi"/>
+      <w:rFonts/>
       <w:color w:val="000000" w:themeColor="text1"/>
     </w:rPr>
     <w:tblPr>
@@ -8100,7 +7914,7 @@
       <w:spacing w:after="0" w:line="240" w:lineRule="auto"/>
     </w:pPr>
     <w:rPr>
-      <w:rFonts w:asciiTheme="majorHAnsi" w:eastAsiaTheme="majorEastAsia" w:hAnsiTheme="majorHAnsi" w:cstheme="majorBidi"/>
+      <w:rFonts/>
       <w:color w:val="000000" w:themeColor="text1"/>
     </w:rPr>
     <w:tblPr>
@@ -8225,7 +8039,7 @@
       <w:spacing w:after="0" w:line="240" w:lineRule="auto"/>
     </w:pPr>
     <w:rPr>
-      <w:rFonts w:asciiTheme="majorHAnsi" w:eastAsiaTheme="majorEastAsia" w:hAnsiTheme="majorHAnsi" w:cstheme="majorBidi"/>
+      <w:rFonts/>
       <w:color w:val="000000" w:themeColor="text1"/>
     </w:rPr>
     <w:tblPr>
@@ -8350,7 +8164,7 @@
       <w:spacing w:after="0" w:line="240" w:lineRule="auto"/>
     </w:pPr>
     <w:rPr>
-      <w:rFonts w:asciiTheme="majorHAnsi" w:eastAsiaTheme="majorEastAsia" w:hAnsiTheme="majorHAnsi" w:cstheme="majorBidi"/>
+      <w:rFonts/>
       <w:color w:val="000000" w:themeColor="text1"/>
     </w:rPr>
     <w:tblPr>
@@ -8475,7 +8289,7 @@
       <w:spacing w:after="0" w:line="240" w:lineRule="auto"/>
     </w:pPr>
     <w:rPr>
-      <w:rFonts w:asciiTheme="majorHAnsi" w:eastAsiaTheme="majorEastAsia" w:hAnsiTheme="majorHAnsi" w:cstheme="majorBidi"/>
+      <w:rFonts/>
       <w:color w:val="000000" w:themeColor="text1"/>
     </w:rPr>
     <w:tblPr>
@@ -8600,7 +8414,7 @@
       <w:spacing w:after="0" w:line="240" w:lineRule="auto"/>
     </w:pPr>
     <w:rPr>
-      <w:rFonts w:asciiTheme="majorHAnsi" w:eastAsiaTheme="majorEastAsia" w:hAnsiTheme="majorHAnsi" w:cstheme="majorBidi"/>
+      <w:rFonts/>
       <w:color w:val="000000" w:themeColor="text1"/>
     </w:rPr>
     <w:tblPr>
@@ -8725,7 +8539,7 @@
       <w:spacing w:after="0" w:line="240" w:lineRule="auto"/>
     </w:pPr>
     <w:rPr>
-      <w:rFonts w:asciiTheme="majorHAnsi" w:eastAsiaTheme="majorEastAsia" w:hAnsiTheme="majorHAnsi" w:cstheme="majorBidi"/>
+      <w:rFonts/>
       <w:color w:val="000000" w:themeColor="text1"/>
     </w:rPr>
     <w:tblPr>
